--- a/src/Project Specification 'Money Check'.docx
+++ b/src/Project Specification 'Money Check'.docx
@@ -564,8 +564,21 @@
     </w:p>
     <w:p>
       <w:pPr>
-        <w:rPr/>
-      </w:pPr>
+        <w:rPr>
+          <w:rFonts w:ascii="Times New Roman" w:cs="Times New Roman" w:eastAsia="Times New Roman" w:hAnsi="Times New Roman"/>
+          <w:sz w:val="28"/>
+          <w:szCs w:val="28"/>
+        </w:rPr>
+      </w:pPr>
+      <w:r>
+        <w:rPr>
+          <w:rFonts w:ascii="Times New Roman" w:cs="Times New Roman" w:eastAsia="Times New Roman" w:hAnsi="Times New Roman"/>
+          <w:sz w:val="28"/>
+          <w:szCs w:val="28"/>
+          <w:rtl w:val="0"/>
+        </w:rPr>
+        <w:t xml:space="preserve">В додатку буде 8 сторінок:</w:t>
+      </w:r>
       <w:r>
         <w:rPr>
           <w:rtl w:val="0"/>
@@ -693,6 +706,29 @@
     <w:p>
       <w:pPr>
         <w:numPr>
+          <w:ilvl w:val="1"/>
+          <w:numId w:val="3"/>
+        </w:numPr>
+        <w:ind w:left="1440" w:hanging="360"/>
+        <w:rPr>
+          <w:rFonts w:ascii="Times New Roman" w:cs="Times New Roman" w:eastAsia="Times New Roman" w:hAnsi="Times New Roman"/>
+          <w:sz w:val="28"/>
+          <w:szCs w:val="28"/>
+        </w:rPr>
+      </w:pPr>
+      <w:r>
+        <w:rPr>
+          <w:rFonts w:ascii="Times New Roman" w:cs="Times New Roman" w:eastAsia="Times New Roman" w:hAnsi="Times New Roman"/>
+          <w:sz w:val="28"/>
+          <w:szCs w:val="28"/>
+          <w:rtl w:val="0"/>
+        </w:rPr>
+        <w:t xml:space="preserve">Створення доходу</w:t>
+      </w:r>
+    </w:p>
+    <w:p>
+      <w:pPr>
+        <w:numPr>
           <w:ilvl w:val="0"/>
           <w:numId w:val="3"/>
         </w:numPr>
@@ -712,6 +748,29 @@
           <w:rtl w:val="0"/>
         </w:rPr>
         <w:t xml:space="preserve">Витрати</w:t>
+      </w:r>
+    </w:p>
+    <w:p>
+      <w:pPr>
+        <w:numPr>
+          <w:ilvl w:val="1"/>
+          <w:numId w:val="3"/>
+        </w:numPr>
+        <w:ind w:left="1440" w:hanging="360"/>
+        <w:rPr>
+          <w:rFonts w:ascii="Times New Roman" w:cs="Times New Roman" w:eastAsia="Times New Roman" w:hAnsi="Times New Roman"/>
+          <w:sz w:val="28"/>
+          <w:szCs w:val="28"/>
+        </w:rPr>
+      </w:pPr>
+      <w:r>
+        <w:rPr>
+          <w:rFonts w:ascii="Times New Roman" w:cs="Times New Roman" w:eastAsia="Times New Roman" w:hAnsi="Times New Roman"/>
+          <w:sz w:val="28"/>
+          <w:szCs w:val="28"/>
+          <w:rtl w:val="0"/>
+        </w:rPr>
+        <w:t xml:space="preserve">Створення витрати</w:t>
       </w:r>
     </w:p>
     <w:p>
